--- a/tutorial/Lab3_Assembly_Fundamentals_Tutorial.docx
+++ b/tutorial/Lab3_Assembly_Fundamentals_Tutorial.docx
@@ -10,7 +10,6 @@
         <w:rPr>
           <w:b/>
           <w:bCs/>
-          <w:color w:val="1F4E79"/>
           <w:sz w:val="40"/>
           <w:szCs w:val="40"/>
         </w:rPr>
@@ -114,7 +113,7 @@
     </w:p>
     <w:p>
       <w:pPr>
-        <w:shd w:fill="F2F2F2" w:val="clear"/>
+        <w:shd w:fill="F0F0E8" w:val="clear"/>
         <w:spacing w:after="200" w:before="100"/>
       </w:pPr>
       <w:r>
@@ -256,7 +255,7 @@
     </w:p>
     <w:p>
       <w:pPr>
-        <w:shd w:fill="F2F2F2" w:val="clear"/>
+        <w:shd w:fill="F0F0E8" w:val="clear"/>
         <w:spacing w:after="200" w:before="100"/>
       </w:pPr>
       <w:r>
@@ -456,7 +455,7 @@
               <w:bottom w:val="single" w:color="BFBFBF" w:sz="2"/>
               <w:right w:val="single" w:color="BFBFBF" w:sz="2"/>
             </w:tcBorders>
-            <w:shd w:fill="D9E7F5" w:val="clear"/>
+            <w:shd w:fill="D4D0C8" w:val="clear"/>
             <w:tcMar>
               <w:top w:type="dxa" w:w="80"/>
               <w:left w:type="dxa" w:w="120"/>
@@ -485,7 +484,7 @@
               <w:bottom w:val="single" w:color="BFBFBF" w:sz="2"/>
               <w:right w:val="single" w:color="BFBFBF" w:sz="2"/>
             </w:tcBorders>
-            <w:shd w:fill="D9E7F5" w:val="clear"/>
+            <w:shd w:fill="D4D0C8" w:val="clear"/>
             <w:tcMar>
               <w:top w:type="dxa" w:w="80"/>
               <w:left w:type="dxa" w:w="120"/>
@@ -514,7 +513,7 @@
               <w:bottom w:val="single" w:color="BFBFBF" w:sz="2"/>
               <w:right w:val="single" w:color="BFBFBF" w:sz="2"/>
             </w:tcBorders>
-            <w:shd w:fill="D9E7F5" w:val="clear"/>
+            <w:shd w:fill="D4D0C8" w:val="clear"/>
             <w:tcMar>
               <w:top w:type="dxa" w:w="80"/>
               <w:left w:type="dxa" w:w="120"/>
@@ -898,7 +897,7 @@
     </w:p>
     <w:p>
       <w:pPr>
-        <w:shd w:fill="F2F2F2" w:val="clear"/>
+        <w:shd w:fill="F0F0E8" w:val="clear"/>
         <w:spacing w:after="200" w:before="100"/>
       </w:pPr>
       <w:r>
@@ -994,7 +993,7 @@
     </w:p>
     <w:p>
       <w:pPr>
-        <w:shd w:fill="F2F2F2" w:val="clear"/>
+        <w:shd w:fill="F0F0E8" w:val="clear"/>
         <w:spacing w:after="200" w:before="100"/>
       </w:pPr>
       <w:r>
@@ -1152,7 +1151,7 @@
     </w:p>
     <w:p>
       <w:pPr>
-        <w:shd w:fill="F2F2F2" w:val="clear"/>
+        <w:shd w:fill="F0F0E8" w:val="clear"/>
         <w:spacing w:after="200" w:before="100"/>
       </w:pPr>
       <w:r>
@@ -1239,7 +1238,7 @@
     </w:p>
     <w:p>
       <w:pPr>
-        <w:shd w:fill="F2F2F2" w:val="clear"/>
+        <w:shd w:fill="F0F0E8" w:val="clear"/>
         <w:spacing w:after="200" w:before="100"/>
       </w:pPr>
       <w:r>
@@ -1348,7 +1347,7 @@
     </w:p>
     <w:p>
       <w:pPr>
-        <w:shd w:fill="F2F2F2" w:val="clear"/>
+        <w:shd w:fill="F0F0E8" w:val="clear"/>
         <w:spacing w:after="200" w:before="100"/>
       </w:pPr>
       <w:r>
@@ -1457,7 +1456,7 @@
     </w:p>
     <w:p>
       <w:pPr>
-        <w:shd w:fill="F2F2F2" w:val="clear"/>
+        <w:shd w:fill="F0F0E8" w:val="clear"/>
         <w:spacing w:after="200" w:before="100"/>
       </w:pPr>
       <w:r>
@@ -1599,7 +1598,7 @@
     </w:p>
     <w:p>
       <w:pPr>
-        <w:shd w:fill="F2F2F2" w:val="clear"/>
+        <w:shd w:fill="F0F0E8" w:val="clear"/>
         <w:spacing w:after="200" w:before="100"/>
       </w:pPr>
       <w:r>
@@ -1741,7 +1740,7 @@
     </w:p>
     <w:p>
       <w:pPr>
-        <w:shd w:fill="F2F2F2" w:val="clear"/>
+        <w:shd w:fill="F0F0E8" w:val="clear"/>
         <w:spacing w:after="200" w:before="100"/>
       </w:pPr>
       <w:r>
@@ -1863,7 +1862,7 @@
     </w:p>
     <w:p>
       <w:pPr>
-        <w:shd w:fill="F2F2F2" w:val="clear"/>
+        <w:shd w:fill="F0F0E8" w:val="clear"/>
         <w:spacing w:after="200" w:before="100"/>
       </w:pPr>
       <w:r>
@@ -1961,7 +1960,7 @@
     </w:p>
     <w:p>
       <w:pPr>
-        <w:shd w:fill="F2F2F2" w:val="clear"/>
+        <w:shd w:fill="F0F0E8" w:val="clear"/>
         <w:spacing w:after="200" w:before="100"/>
       </w:pPr>
       <w:r>
@@ -2116,7 +2115,7 @@
     </w:p>
     <w:p>
       <w:pPr>
-        <w:shd w:fill="F2F2F2" w:val="clear"/>
+        <w:shd w:fill="F0F0E8" w:val="clear"/>
         <w:spacing w:after="200" w:before="100"/>
       </w:pPr>
       <w:r>
@@ -2258,7 +2257,7 @@
     </w:p>
     <w:p>
       <w:pPr>
-        <w:shd w:fill="F2F2F2" w:val="clear"/>
+        <w:shd w:fill="F0F0E8" w:val="clear"/>
         <w:spacing w:after="200" w:before="100"/>
       </w:pPr>
       <w:r>
@@ -2413,7 +2412,7 @@
     </w:p>
     <w:p>
       <w:pPr>
-        <w:shd w:fill="F2F2F2" w:val="clear"/>
+        <w:shd w:fill="F0F0E8" w:val="clear"/>
         <w:spacing w:after="200" w:before="100"/>
       </w:pPr>
       <w:r>
@@ -5069,7 +5068,7 @@
     </w:p>
     <w:p>
       <w:pPr>
-        <w:shd w:fill="F2F2F2" w:val="clear"/>
+        <w:shd w:fill="F0F0E8" w:val="clear"/>
         <w:spacing w:after="200" w:before="100"/>
       </w:pPr>
       <w:r>
@@ -6779,7 +6778,7 @@
     </w:p>
     <w:p>
       <w:pPr>
-        <w:shd w:fill="F2F2F2" w:val="clear"/>
+        <w:shd w:fill="F0F0E8" w:val="clear"/>
         <w:spacing w:after="200" w:before="100"/>
       </w:pPr>
       <w:r>
@@ -8489,7 +8488,7 @@
     </w:p>
     <w:p>
       <w:pPr>
-        <w:shd w:fill="F2F2F2" w:val="clear"/>
+        <w:shd w:fill="F0F0E8" w:val="clear"/>
         <w:spacing w:after="200" w:before="100"/>
       </w:pPr>
       <w:r>
@@ -10221,7 +10220,7 @@
     </w:p>
     <w:p>
       <w:pPr>
-        <w:shd w:fill="F2F2F2" w:val="clear"/>
+        <w:shd w:fill="F0F0E8" w:val="clear"/>
         <w:spacing w:after="200" w:before="100"/>
       </w:pPr>
       <w:r>
@@ -12052,7 +12051,7 @@
     </w:p>
     <w:p>
       <w:pPr>
-        <w:shd w:fill="F2F2F2" w:val="clear"/>
+        <w:shd w:fill="F0F0E8" w:val="clear"/>
         <w:spacing w:after="200" w:before="100"/>
       </w:pPr>
       <w:r>
@@ -13784,7 +13783,7 @@
     </w:p>
     <w:p>
       <w:pPr>
-        <w:shd w:fill="F2F2F2" w:val="clear"/>
+        <w:shd w:fill="F0F0E8" w:val="clear"/>
         <w:spacing w:after="200" w:before="100"/>
       </w:pPr>
       <w:r>
@@ -14548,7 +14547,7 @@
     </w:p>
     <w:p>
       <w:pPr>
-        <w:shd w:fill="F2F2F2" w:val="clear"/>
+        <w:shd w:fill="F0F0E8" w:val="clear"/>
         <w:spacing w:after="200" w:before="100"/>
       </w:pPr>
       <w:r>
@@ -16236,7 +16235,7 @@
     </w:p>
     <w:p>
       <w:pPr>
-        <w:shd w:fill="F2F2F2" w:val="clear"/>
+        <w:shd w:fill="F0F0E8" w:val="clear"/>
         <w:spacing w:after="200" w:before="100"/>
       </w:pPr>
       <w:r>
@@ -18210,7 +18209,7 @@
     </w:p>
     <w:p>
       <w:pPr>
-        <w:shd w:fill="F2F2F2" w:val="clear"/>
+        <w:shd w:fill="F0F0E8" w:val="clear"/>
         <w:spacing w:after="200" w:before="100"/>
       </w:pPr>
       <w:r>
@@ -19667,7 +19666,7 @@
     </w:p>
     <w:p>
       <w:pPr>
-        <w:shd w:fill="F2F2F2" w:val="clear"/>
+        <w:shd w:fill="F0F0E8" w:val="clear"/>
         <w:spacing w:after="200" w:before="100"/>
       </w:pPr>
       <w:r>
@@ -21586,7 +21585,7 @@
     </w:p>
     <w:p>
       <w:pPr>
-        <w:shd w:fill="F2F2F2" w:val="clear"/>
+        <w:shd w:fill="F0F0E8" w:val="clear"/>
         <w:spacing w:after="200" w:before="100"/>
       </w:pPr>
       <w:r>
@@ -23747,7 +23746,7 @@
     </w:p>
     <w:p>
       <w:pPr>
-        <w:shd w:fill="F2F2F2" w:val="clear"/>
+        <w:shd w:fill="F0F0E8" w:val="clear"/>
         <w:spacing w:after="200" w:before="100"/>
       </w:pPr>
       <w:r>
@@ -25611,7 +25610,7 @@
     </w:p>
     <w:p>
       <w:pPr>
-        <w:shd w:fill="F2F2F2" w:val="clear"/>
+        <w:shd w:fill="F0F0E8" w:val="clear"/>
         <w:spacing w:after="200" w:before="100"/>
       </w:pPr>
       <w:r>
@@ -27552,7 +27551,7 @@
     </w:p>
     <w:p>
       <w:pPr>
-        <w:shd w:fill="F2F2F2" w:val="clear"/>
+        <w:shd w:fill="F0F0E8" w:val="clear"/>
         <w:spacing w:after="200" w:before="100"/>
       </w:pPr>
       <w:r>
@@ -29416,7 +29415,7 @@
     </w:p>
     <w:p>
       <w:pPr>
-        <w:shd w:fill="F2F2F2" w:val="clear"/>
+        <w:shd w:fill="F0F0E8" w:val="clear"/>
         <w:spacing w:after="200" w:before="100"/>
       </w:pPr>
       <w:r>
@@ -32655,7 +32654,7 @@
     </w:p>
     <w:p>
       <w:pPr>
-        <w:shd w:fill="F2F2F2" w:val="clear"/>
+        <w:shd w:fill="F0F0E8" w:val="clear"/>
         <w:spacing w:after="200" w:before="100"/>
       </w:pPr>
       <w:r>
@@ -34505,8 +34504,6 @@
       </w:r>
     </w:p>
     <w:sectPr>
-      <w:headerReference w:type="default" r:id="rId7"/>
-      <w:footerReference w:type="default" r:id="rId8"/>
       <w:pgSz w:w="12240" w:h="15840" w:orient="portrait"/>
       <w:pgMar w:top="1440" w:right="1440" w:bottom="1440" w:left="1440" w:header="708" w:footer="708" w:gutter="0"/>
       <w:pgNumType/>
@@ -34557,35 +34554,6 @@
 </w:endnotes>
 </file>
 
-<file path=word/footer1.xml><?xml version="1.0" encoding="utf-8"?>
-<w:ftr xmlns:wpc="http://schemas.microsoft.com/office/word/2010/wordprocessingCanvas" xmlns:mc="http://schemas.openxmlformats.org/markup-compatibility/2006" xmlns:o="urn:schemas-microsoft-com:office:office" xmlns:r="http://schemas.openxmlformats.org/officeDocument/2006/relationships" xmlns:m="http://schemas.openxmlformats.org/officeDocument/2006/math" xmlns:v="urn:schemas-microsoft-com:vml" xmlns:wp14="http://schemas.microsoft.com/office/word/2010/wordprocessingDrawing" xmlns:wp="http://schemas.openxmlformats.org/drawingml/2006/wordprocessingDrawing" xmlns:w10="urn:schemas-microsoft-com:office:word" xmlns:w="http://schemas.openxmlformats.org/wordprocessingml/2006/main" xmlns:w14="http://schemas.microsoft.com/office/word/2010/wordml" xmlns:w15="http://schemas.microsoft.com/office/word/2012/wordml" xmlns:wpg="http://schemas.microsoft.com/office/word/2010/wordprocessingGroup" xmlns:wpi="http://schemas.microsoft.com/office/word/2010/wordprocessingInk" xmlns:wne="http://schemas.microsoft.com/office/word/2006/wordml" xmlns:wps="http://schemas.microsoft.com/office/word/2010/wordprocessingShape">
-  <w:p>
-    <w:pPr>
-      <w:jc w:val="center"/>
-    </w:pPr>
-    <w:r>
-      <w:rPr>
-        <w:color w:val="595959"/>
-        <w:sz w:val="16"/>
-        <w:szCs w:val="16"/>
-      </w:rPr>
-      <w:t xml:space="preserve">Page </w:t>
-    </w:r>
-    <w:r>
-      <w:rPr>
-        <w:color w:val="595959"/>
-        <w:sz w:val="16"/>
-        <w:szCs w:val="16"/>
-      </w:rPr>
-      <w:fldChar w:fldCharType="begin"/>
-      <w:instrText xml:space="preserve">PAGE</w:instrText>
-      <w:fldChar w:fldCharType="separate"/>
-      <w:fldChar w:fldCharType="end"/>
-    </w:r>
-  </w:p>
-</w:ftr>
-</file>
-
 <file path=word/footnotes.xml><?xml version="1.0" encoding="utf-8"?>
 <w:footnotes xmlns:wpc="http://schemas.microsoft.com/office/word/2010/wordprocessingCanvas" xmlns:mc="http://schemas.openxmlformats.org/markup-compatibility/2006" xmlns:o="urn:schemas-microsoft-com:office:office" xmlns:r="http://schemas.openxmlformats.org/officeDocument/2006/relationships" xmlns:m="http://schemas.openxmlformats.org/officeDocument/2006/math" xmlns:v="urn:schemas-microsoft-com:vml" xmlns:wp14="http://schemas.microsoft.com/office/word/2010/wordprocessingDrawing" xmlns:wp="http://schemas.openxmlformats.org/drawingml/2006/wordprocessingDrawing" xmlns:w10="urn:schemas-microsoft-com:office:word" xmlns:w="http://schemas.openxmlformats.org/wordprocessingml/2006/main" xmlns:w14="http://schemas.microsoft.com/office/word/2010/wordml" xmlns:w15="http://schemas.microsoft.com/office/word/2012/wordml" xmlns:wpg="http://schemas.microsoft.com/office/word/2010/wordprocessingGroup" xmlns:wpi="http://schemas.microsoft.com/office/word/2010/wordprocessingInk" xmlns:wne="http://schemas.microsoft.com/office/word/2006/wordml" xmlns:wps="http://schemas.microsoft.com/office/word/2010/wordprocessingShape" mc:Ignorable="w14 w15 wp14">
   <w:footnote w:type="separator" w:id="-1">
@@ -34621,24 +34589,6 @@
     </w:p>
   </w:footnote>
 </w:footnotes>
-</file>
-
-<file path=word/header1.xml><?xml version="1.0" encoding="utf-8"?>
-<w:hdr xmlns:wpc="http://schemas.microsoft.com/office/word/2010/wordprocessingCanvas" xmlns:mc="http://schemas.openxmlformats.org/markup-compatibility/2006" xmlns:o="urn:schemas-microsoft-com:office:office" xmlns:r="http://schemas.openxmlformats.org/officeDocument/2006/relationships" xmlns:m="http://schemas.openxmlformats.org/officeDocument/2006/math" xmlns:v="urn:schemas-microsoft-com:vml" xmlns:wp14="http://schemas.microsoft.com/office/word/2010/wordprocessingDrawing" xmlns:wp="http://schemas.openxmlformats.org/drawingml/2006/wordprocessingDrawing" xmlns:w10="urn:schemas-microsoft-com:office:word" xmlns:w="http://schemas.openxmlformats.org/wordprocessingml/2006/main" xmlns:w14="http://schemas.microsoft.com/office/word/2010/wordml" xmlns:w15="http://schemas.microsoft.com/office/word/2012/wordml" xmlns:wpg="http://schemas.microsoft.com/office/word/2010/wordprocessingGroup" xmlns:wpi="http://schemas.microsoft.com/office/word/2010/wordprocessingInk" xmlns:wne="http://schemas.microsoft.com/office/word/2006/wordml" xmlns:wps="http://schemas.microsoft.com/office/word/2010/wordprocessingShape" xmlns:cx="http://schemas.microsoft.com/office/drawing/2014/chartex" xmlns:cx1="http://schemas.microsoft.com/office/drawing/2015/9/8/chartex" xmlns:cx2="http://schemas.microsoft.com/office/drawing/2015/10/21/chartex" xmlns:cx3="http://schemas.microsoft.com/office/drawing/2016/5/9/chartex" xmlns:cx4="http://schemas.microsoft.com/office/drawing/2016/5/10/chartex" xmlns:cx5="http://schemas.microsoft.com/office/drawing/2016/5/11/chartex" xmlns:cx6="http://schemas.microsoft.com/office/drawing/2016/5/12/chartex" xmlns:cx7="http://schemas.microsoft.com/office/drawing/2016/5/13/chartex" xmlns:cx8="http://schemas.microsoft.com/office/drawing/2016/5/14/chartex" xmlns:w16cid="http://schemas.microsoft.com/office/word/2016/wordml/cid" xmlns:w16se="http://schemas.microsoft.com/office/word/2015/wordml/symex">
-  <w:p>
-    <w:pPr>
-      <w:jc w:val="right"/>
-    </w:pPr>
-    <w:r>
-      <w:rPr>
-        <w:color w:val="595959"/>
-        <w:sz w:val="16"/>
-        <w:szCs w:val="16"/>
-      </w:rPr>
-      <w:t xml:space="preserve">Beboputer Tutorial - Lab 3</w:t>
-    </w:r>
-  </w:p>
-</w:hdr>
 </file>
 
 <file path=word/numbering.xml><?xml version="1.0" encoding="utf-8"?>
@@ -34753,7 +34703,7 @@
   <w:docDefaults>
     <w:rPrDefault>
       <w:rPr>
-        <w:rFonts w:ascii="Arial" w:cs="Arial" w:eastAsia="Arial" w:hAnsi="Arial"/>
+        <w:rFonts w:ascii="Calibri" w:cs="Calibri" w:eastAsia="Calibri" w:hAnsi="Calibri"/>
         <w:sz w:val="22"/>
         <w:szCs w:val="22"/>
       </w:rPr>
@@ -34941,7 +34891,7 @@
       <w:outlineLvl w:val="0"/>
     </w:pPr>
     <w:rPr>
-      <w:rFonts w:ascii="Arial" w:cs="Arial" w:eastAsia="Arial" w:hAnsi="Arial"/>
+      <w:rFonts w:ascii="Calibri" w:cs="Calibri" w:eastAsia="Calibri" w:hAnsi="Calibri"/>
       <w:b/>
       <w:bCs/>
       <w:color w:val="1F4E79"/>
@@ -34959,7 +34909,7 @@
       <w:outlineLvl w:val="1"/>
     </w:pPr>
     <w:rPr>
-      <w:rFonts w:ascii="Arial" w:cs="Arial" w:eastAsia="Arial" w:hAnsi="Arial"/>
+      <w:rFonts w:ascii="Calibri" w:cs="Calibri" w:eastAsia="Calibri" w:hAnsi="Calibri"/>
       <w:b/>
       <w:bCs/>
       <w:color w:val="1F4E79"/>
